--- a/launch/rs/expert/doctor-agreement-draft.docx
+++ b/launch/rs/expert/doctor-agreement-draft.docx
@@ -32,7 +32,7 @@
         <w:rPr>
           <w:b/>
         </w:rPr>
-        <w:t>[원장 성명]</w:t>
+        <w:t>이문훈</w:t>
       </w:r>
       <w:r>
         <w:rPr>
@@ -381,7 +381,7 @@
         <w:rPr>
           <w:b w:val="0"/>
         </w:rPr>
-        <w:t xml:space="preserve"> ① 회사는 초상 등을 이용하는 모든 홍보물에 다음 취지의 문구를 표시한다. "[원장 성명] 원장은 ㈜알앤디메이커스의 제품 설계 자문에 참여하고 자문료를 받았습니다."</w:t>
+        <w:t xml:space="preserve"> ① 회사는 초상 등을 이용하는 모든 홍보물에 다음 취지의 문구를 표시한다. "이문훈 원장은 ㈜알앤디메이커스의 제품 설계 자문에 참여하고 자문료를 받았습니다."</w:t>
       </w:r>
     </w:p>
     <w:p>
@@ -648,7 +648,7 @@
               <w:rPr>
                 <w:b w:val="0"/>
               </w:rPr>
-              <w:t>성명: [원장 성명]</w:t>
+              <w:t>성명: 이문훈</w:t>
             </w:r>
           </w:p>
         </w:tc>
@@ -676,7 +676,7 @@
               <w:rPr>
                 <w:b w:val="0"/>
               </w:rPr>
-              <w:t>소속: [의원명] · 정형외과 전문의</w:t>
+              <w:t>소속: 이문훈정형외과 · 정형외과 전문의</w:t>
             </w:r>
           </w:p>
         </w:tc>

--- a/launch/rs/expert/doctor-agreement-draft.docx
+++ b/launch/rs/expert/doctor-agreement-draft.docx
@@ -32,7 +32,7 @@
         <w:rPr>
           <w:b/>
         </w:rPr>
-        <w:t>이문훈</w:t>
+        <w:t>이문홍</w:t>
       </w:r>
       <w:r>
         <w:rPr>
@@ -381,7 +381,7 @@
         <w:rPr>
           <w:b w:val="0"/>
         </w:rPr>
-        <w:t xml:space="preserve"> ① 회사는 초상 등을 이용하는 모든 홍보물에 다음 취지의 문구를 표시한다. "이문훈 원장은 ㈜알앤디메이커스의 제품 설계 자문에 참여하고 자문료를 받았습니다."</w:t>
+        <w:t xml:space="preserve"> ① 회사는 초상 등을 이용하는 모든 홍보물에 다음 취지의 문구를 표시한다. "이문홍 원장은 ㈜알앤디메이커스의 제품 설계 자문에 참여하고 자문료를 받았습니다."</w:t>
       </w:r>
     </w:p>
     <w:p>
@@ -648,7 +648,7 @@
               <w:rPr>
                 <w:b w:val="0"/>
               </w:rPr>
-              <w:t>성명: 이문훈</w:t>
+              <w:t>성명: 이문홍</w:t>
             </w:r>
           </w:p>
         </w:tc>
@@ -676,7 +676,7 @@
               <w:rPr>
                 <w:b w:val="0"/>
               </w:rPr>
-              <w:t>소속: 이문훈정형외과 · 정형외과 전문의</w:t>
+              <w:t>소속: 이문홍정형외과 · 정형외과 전문의</w:t>
             </w:r>
           </w:p>
         </w:tc>
